--- a/doc/cover-page.docx
+++ b/doc/cover-page.docx
@@ -13,177 +13,251 @@
     <w:p>
       <w:pPr>
         <w:pStyle w:val="FirstParagraph"/>
-      </w:pPr>
-      <w:r>
+        <w:rPr>
+          <w:lang w:val="es-ES"/>
+        </w:rPr>
+      </w:pPr>
+      <w:r>
+        <w:rPr>
+          <w:lang w:val="es-ES"/>
+        </w:rPr>
         <w:t>Eduardo Fernández-Pascual</w:t>
       </w:r>
       <w:r>
         <w:rPr>
           <w:vertAlign w:val="superscript"/>
+          <w:lang w:val="es-ES"/>
         </w:rPr>
         <w:t>1,2,a</w:t>
       </w:r>
       <w:r>
+        <w:rPr>
+          <w:lang w:val="es-ES"/>
+        </w:rPr>
         <w:t xml:space="preserve"> (</w:t>
       </w:r>
       <w:hyperlink r:id="rId7">
         <w:r>
           <w:rPr>
             <w:rStyle w:val="Hipervnculo"/>
+            <w:lang w:val="es-ES"/>
           </w:rPr>
           <w:t>https://orcid.org/0000-0002-4743-9577</w:t>
         </w:r>
       </w:hyperlink>
       <w:r>
+        <w:rPr>
+          <w:lang w:val="es-ES"/>
+        </w:rPr>
         <w:t>); Angelino Carta</w:t>
       </w:r>
       <w:r>
         <w:rPr>
           <w:vertAlign w:val="superscript"/>
+          <w:lang w:val="es-ES"/>
         </w:rPr>
         <w:t>3,4</w:t>
       </w:r>
       <w:r>
+        <w:rPr>
+          <w:lang w:val="es-ES"/>
+        </w:rPr>
         <w:t xml:space="preserve"> (</w:t>
       </w:r>
       <w:hyperlink r:id="rId8">
         <w:r>
           <w:rPr>
             <w:rStyle w:val="Hipervnculo"/>
+            <w:lang w:val="es-ES"/>
           </w:rPr>
           <w:t>https://orcid.org/0000-0001-8437-818X</w:t>
         </w:r>
       </w:hyperlink>
       <w:r>
+        <w:rPr>
+          <w:lang w:val="es-ES"/>
+        </w:rPr>
         <w:t>); Sergey Rosbakh</w:t>
       </w:r>
       <w:r>
         <w:rPr>
           <w:vertAlign w:val="superscript"/>
+          <w:lang w:val="es-ES"/>
         </w:rPr>
         <w:t>5</w:t>
       </w:r>
       <w:r>
+        <w:rPr>
+          <w:lang w:val="es-ES"/>
+        </w:rPr>
         <w:t xml:space="preserve"> (</w:t>
       </w:r>
       <w:hyperlink r:id="rId9">
         <w:r>
           <w:rPr>
             <w:rStyle w:val="Hipervnculo"/>
+            <w:lang w:val="es-ES"/>
           </w:rPr>
           <w:t>https://orcid.org/0000-0002-4599-6943</w:t>
         </w:r>
       </w:hyperlink>
       <w:r>
+        <w:rPr>
+          <w:lang w:val="es-ES"/>
+        </w:rPr>
         <w:t>); Borja Jiménez-Alfaro</w:t>
       </w:r>
       <w:r>
         <w:rPr>
           <w:vertAlign w:val="superscript"/>
+          <w:lang w:val="es-ES"/>
         </w:rPr>
         <w:t>1,2</w:t>
       </w:r>
       <w:r>
+        <w:rPr>
+          <w:lang w:val="es-ES"/>
+        </w:rPr>
         <w:t xml:space="preserve"> (</w:t>
       </w:r>
       <w:hyperlink r:id="rId10">
         <w:r>
           <w:rPr>
             <w:rStyle w:val="Hipervnculo"/>
+            <w:lang w:val="es-ES"/>
           </w:rPr>
           <w:t>https://orcid.org/0000-0001-6601-9597</w:t>
         </w:r>
       </w:hyperlink>
       <w:r>
+        <w:rPr>
+          <w:lang w:val="es-ES"/>
+        </w:rPr>
         <w:t>); Diana María Cruz-Tejada</w:t>
       </w:r>
       <w:r>
         <w:rPr>
           <w:vertAlign w:val="superscript"/>
+          <w:lang w:val="es-ES"/>
         </w:rPr>
         <w:t>3</w:t>
       </w:r>
       <w:r>
+        <w:rPr>
+          <w:lang w:val="es-ES"/>
+        </w:rPr>
         <w:t xml:space="preserve"> (</w:t>
       </w:r>
       <w:hyperlink r:id="rId11">
         <w:r>
           <w:rPr>
             <w:rStyle w:val="Hipervnculo"/>
+            <w:lang w:val="es-ES"/>
           </w:rPr>
           <w:t>https://orcid.org/0000-0003-3220-1619</w:t>
         </w:r>
       </w:hyperlink>
       <w:r>
+        <w:rPr>
+          <w:lang w:val="es-ES"/>
+        </w:rPr>
         <w:t>); Markus Wagner</w:t>
       </w:r>
       <w:r>
         <w:rPr>
           <w:vertAlign w:val="superscript"/>
+          <w:lang w:val="es-ES"/>
         </w:rPr>
         <w:t>6</w:t>
       </w:r>
       <w:r>
+        <w:rPr>
+          <w:lang w:val="es-ES"/>
+        </w:rPr>
         <w:t xml:space="preserve"> (</w:t>
       </w:r>
       <w:hyperlink r:id="rId12">
         <w:r>
           <w:rPr>
             <w:rStyle w:val="Hipervnculo"/>
+            <w:lang w:val="es-ES"/>
           </w:rPr>
           <w:t>https://orcid.org/0000-0002-2263-304X</w:t>
         </w:r>
       </w:hyperlink>
       <w:r>
+        <w:rPr>
+          <w:lang w:val="es-ES"/>
+        </w:rPr>
         <w:t>); Lorenzo Pinzani</w:t>
       </w:r>
       <w:r>
         <w:rPr>
           <w:vertAlign w:val="superscript"/>
+          <w:lang w:val="es-ES"/>
         </w:rPr>
         <w:t>7</w:t>
       </w:r>
       <w:r>
+        <w:rPr>
+          <w:lang w:val="es-ES"/>
+        </w:rPr>
         <w:t xml:space="preserve"> (</w:t>
       </w:r>
       <w:hyperlink r:id="rId13">
         <w:r>
           <w:rPr>
             <w:rStyle w:val="Hipervnculo"/>
+            <w:lang w:val="es-ES"/>
           </w:rPr>
           <w:t>https://orcid.org/0000-0002-7395-7925</w:t>
         </w:r>
       </w:hyperlink>
       <w:r>
+        <w:rPr>
+          <w:lang w:val="es-ES"/>
+        </w:rPr>
         <w:t>); Katalin Lukács</w:t>
       </w:r>
       <w:r>
         <w:rPr>
           <w:vertAlign w:val="superscript"/>
+          <w:lang w:val="es-ES"/>
         </w:rPr>
         <w:t>8</w:t>
       </w:r>
       <w:r>
+        <w:rPr>
+          <w:lang w:val="es-ES"/>
+        </w:rPr>
         <w:t>; Shyam S. Phartyal</w:t>
       </w:r>
       <w:r>
         <w:rPr>
           <w:vertAlign w:val="superscript"/>
+          <w:lang w:val="es-ES"/>
         </w:rPr>
         <w:t>9</w:t>
       </w:r>
       <w:r>
+        <w:rPr>
+          <w:lang w:val="es-ES"/>
+        </w:rPr>
         <w:t xml:space="preserve"> (</w:t>
       </w:r>
       <w:hyperlink r:id="rId14">
         <w:r>
           <w:rPr>
             <w:rStyle w:val="Hipervnculo"/>
+            <w:lang w:val="es-ES"/>
           </w:rPr>
           <w:t>https://orcid.org/0000-0003-3266-6619</w:t>
         </w:r>
       </w:hyperlink>
       <w:r>
+        <w:rPr>
+          <w:lang w:val="es-ES"/>
+        </w:rPr>
         <w:t>)</w:t>
       </w:r>
     </w:p>
@@ -280,12 +354,19 @@
       <w:r>
         <w:rPr>
           <w:vertAlign w:val="superscript"/>
+          <w:lang w:val="es-ES"/>
         </w:rPr>
         <w:lastRenderedPageBreak/>
         <w:t>a</w:t>
       </w:r>
       <w:r>
-        <w:t xml:space="preserve"> Correspondence: Eduardo Fernández-Pascual, Dpto. de Biología de Organismos y Sistemas, c/ Catedrático Rodrigo Uría s/n, E- 33071 Oviedo/Uviéu, Asturias, Spain. Email: </w:t>
+        <w:rPr>
+          <w:lang w:val="es-ES"/>
+        </w:rPr>
+        <w:t xml:space="preserve"> Correspondence: Eduardo Fernández-Pascual, Dpto. de Biología de Organismos y Sistemas, c/ Catedrático Rodrigo Uría s/n, E- 33071 Oviedo/Uviéu, Asturias, Spain. </w:t>
+      </w:r>
+      <w:r>
+        <w:t xml:space="preserve">Email: </w:t>
       </w:r>
       <w:hyperlink r:id="rId15">
         <w:r>
@@ -2337,4 +2418,10 @@
   </a:objectDefaults>
   <a:extraClrSchemeLst/>
 </a:theme>
+</file>
+
+<file path=docMetadata/LabelInfo.xml><?xml version="1.0" encoding="utf-8"?>
+<clbl:labelList xmlns:clbl="http://schemas.microsoft.com/office/2020/mipLabelMetadata">
+  <clbl:label id="{05ea74a3-92c5-4c31-978a-925c3c799cd0}" enabled="0" method="" siteId="{05ea74a3-92c5-4c31-978a-925c3c799cd0}" removed="1"/>
+</clbl:labelList>
 </file>